--- a/Introduccion a la Ingenieria/Kit docente/Clase 4/Solucion Taller Clase 4 - Comite de etica.docx
+++ b/Introduccion a la Ingenieria/Kit docente/Clase 4/Solucion Taller Clase 4 - Comite de etica.docx
@@ -38,6 +38,7 @@
       <w:r>
         <w:rPr>
           <w:rFonts w:ascii="Consolas" w:hAnsi="Consolas"/>
+          <w:b w:val="0"/>
           <w:i/>
           <w:color w:val="111111"/>
           <w:sz w:val="20"/>
@@ -1090,7 +1091,7 @@
           <w:color w:val="4A4A49"/>
           <w:sz w:val="22"/>
         </w:rPr>
-        <w:t>. Lea la regla y pregúntese: ¿podría yo revisar el documento del equipo en la sesión 12 y decir si la cumplieron? Si la respuesta es no, es una intención, no una regla, y vale 3.</w:t>
+        <w:t>. Lea la regla y pregúntese: ¿podría yo revisar el documento del equipo en la Clase 12 y decir si la cumplieron? Si la respuesta es no, es una intención, no una regla, y vale 3.</w:t>
       </w:r>
     </w:p>
     <w:p>
@@ -2239,7 +2240,7 @@
           <w:color w:val="4A4A49"/>
           <w:sz w:val="22"/>
         </w:rPr>
-        <w:t>sesión 13</w:t>
+        <w:t>Clase 13</w:t>
       </w:r>
       <w:r>
         <w:rPr>
